--- a/d21448/دليل-المدير-المختصر.docx
+++ b/d21448/دليل-المدير-المختصر.docx
@@ -2435,6 +2435,371 @@
           <w:rtl w:val="true"/>
         </w:rPr>
         <w:t xml:space="preserve"> إذن الدخول هو الإثبات الرسمي لدخول الطالب المتأخر إلى الحصة، ومعه يصبح لكل تأخّر سببٌ موثّق وصفٌّ يحمل اسم من أصدره</w:t>
+      </w:r>
+      <w:r>
+        <w:rPr>
+          <w:rtl w:val="true"/>
+        </w:rPr>
+        <w:t>.</w:t>
+      </w:r>
+    </w:p>
+    <w:p>
+      <w:pPr>
+        <w:pStyle w:val="Heading2"/>
+        <w:bidi w:val="1"/>
+        <w:jc w:val="right"/>
+        <w:rPr/>
+      </w:pPr>
+      <w:r>
+        <w:rPr/>
+        <w:t>3</w:t>
+      </w:r>
+      <w:r>
+        <w:rPr>
+          <w:rtl w:val="true"/>
+        </w:rPr>
+        <w:t>ج التحقق بمرحلتين لحسابات الموظفين</w:t>
+      </w:r>
+    </w:p>
+    <w:p>
+      <w:pPr>
+        <w:pStyle w:val="TextBody"/>
+        <w:numPr>
+          <w:ilvl w:val="0"/>
+          <w:numId w:val="7"/>
+        </w:numPr>
+        <w:tabs>
+          <w:tab w:val="clear" w:pos="1134"/>
+          <w:tab w:val="left" w:pos="709" w:leader="none"/>
+        </w:tabs>
+        <w:bidi w:val="1"/>
+        <w:spacing w:before="0" w:after="0"/>
+        <w:ind w:left="709" w:firstLine="992"/>
+        <w:jc w:val="right"/>
+        <w:rPr/>
+      </w:pPr>
+      <w:r>
+        <w:rPr>
+          <w:rStyle w:val="StrongEmphasis"/>
+          <w:rtl w:val="true"/>
+        </w:rPr>
+        <w:t>كلمة المرور أولًا</w:t>
+      </w:r>
+      <w:r>
+        <w:rPr>
+          <w:rtl w:val="true"/>
+        </w:rPr>
+        <w:t>كما هي — ثم تُطلب مرحلة ثانية لحسابات الموظفين</w:t>
+      </w:r>
+      <w:r>
+        <w:rPr>
+          <w:rtl w:val="true"/>
+        </w:rPr>
+        <w:t xml:space="preserve">. </w:t>
+      </w:r>
+    </w:p>
+    <w:p>
+      <w:pPr>
+        <w:pStyle w:val="TextBody"/>
+        <w:numPr>
+          <w:ilvl w:val="0"/>
+          <w:numId w:val="7"/>
+        </w:numPr>
+        <w:tabs>
+          <w:tab w:val="clear" w:pos="1134"/>
+          <w:tab w:val="left" w:pos="709" w:leader="none"/>
+        </w:tabs>
+        <w:bidi w:val="1"/>
+        <w:spacing w:before="0" w:after="0"/>
+        <w:ind w:left="709" w:firstLine="992"/>
+        <w:jc w:val="right"/>
+        <w:rPr/>
+      </w:pPr>
+      <w:r>
+        <w:rPr>
+          <w:rStyle w:val="StrongEmphasis"/>
+          <w:rtl w:val="true"/>
+        </w:rPr>
+        <w:t>رمز على تلقرام الموظف</w:t>
+      </w:r>
+      <w:r>
+        <w:rPr>
+          <w:rtl w:val="true"/>
+        </w:rPr>
+        <w:t xml:space="preserve">يُرسل رمز من </w:t>
+      </w:r>
+      <w:r>
+        <w:rPr/>
+        <w:t>٦</w:t>
+      </w:r>
+      <w:r>
+        <w:rPr>
+          <w:rtl w:val="true"/>
+        </w:rPr>
+        <w:t xml:space="preserve"> أرقام إلى </w:t>
+      </w:r>
+      <w:r>
+        <w:rPr>
+          <w:rStyle w:val="StrongEmphasis"/>
+          <w:rtl w:val="true"/>
+        </w:rPr>
+        <w:t>محادثته الشخصية</w:t>
+      </w:r>
+      <w:r>
+        <w:rPr>
+          <w:rtl w:val="true"/>
+        </w:rPr>
+        <w:t xml:space="preserve">، صالح </w:t>
+      </w:r>
+      <w:r>
+        <w:rPr/>
+        <w:t>٥</w:t>
+      </w:r>
+      <w:r>
+        <w:rPr>
+          <w:rtl w:val="true"/>
+        </w:rPr>
+        <w:t xml:space="preserve"> دقائق ويُستهلك مرة واحدة</w:t>
+      </w:r>
+      <w:r>
+        <w:rPr>
+          <w:rtl w:val="true"/>
+        </w:rPr>
+        <w:t xml:space="preserve">. </w:t>
+      </w:r>
+    </w:p>
+    <w:p>
+      <w:pPr>
+        <w:pStyle w:val="TextBody"/>
+        <w:numPr>
+          <w:ilvl w:val="0"/>
+          <w:numId w:val="7"/>
+        </w:numPr>
+        <w:tabs>
+          <w:tab w:val="clear" w:pos="1134"/>
+          <w:tab w:val="left" w:pos="709" w:leader="none"/>
+        </w:tabs>
+        <w:bidi w:val="1"/>
+        <w:spacing w:before="0" w:after="0"/>
+        <w:ind w:left="709" w:firstLine="992"/>
+        <w:jc w:val="right"/>
+        <w:rPr/>
+      </w:pPr>
+      <w:r>
+        <w:rPr>
+          <w:rStyle w:val="StrongEmphasis"/>
+          <w:rtl w:val="true"/>
+        </w:rPr>
+        <w:t>شغّلها من</w:t>
+      </w:r>
+      <w:r>
+        <w:rPr>
+          <w:rtl w:val="true"/>
+        </w:rPr>
+        <w:t>«</w:t>
+      </w:r>
+      <w:r>
+        <w:rPr>
+          <w:rtl w:val="true"/>
+        </w:rPr>
+        <w:t>سجل تلقرام ← التحقق بمرحلتين</w:t>
+      </w:r>
+      <w:r>
+        <w:rPr>
+          <w:rtl w:val="true"/>
+        </w:rPr>
+        <w:t xml:space="preserve">»: </w:t>
+      </w:r>
+      <w:r>
+        <w:rPr>
+          <w:rtl w:val="true"/>
+        </w:rPr>
+        <w:t>تشغيل</w:t>
+      </w:r>
+      <w:r>
+        <w:rPr>
+          <w:rtl w:val="true"/>
+        </w:rPr>
+        <w:t>/</w:t>
+      </w:r>
+      <w:r>
+        <w:rPr>
+          <w:rtl w:val="true"/>
+        </w:rPr>
+        <w:t>إيقاف، إلزام كل الموظفين، وضبط مدة الرمز وعدد المحاولات</w:t>
+      </w:r>
+      <w:r>
+        <w:rPr>
+          <w:rtl w:val="true"/>
+        </w:rPr>
+        <w:t xml:space="preserve">. </w:t>
+      </w:r>
+    </w:p>
+    <w:p>
+      <w:pPr>
+        <w:pStyle w:val="TextBody"/>
+        <w:numPr>
+          <w:ilvl w:val="0"/>
+          <w:numId w:val="7"/>
+        </w:numPr>
+        <w:tabs>
+          <w:tab w:val="clear" w:pos="1134"/>
+          <w:tab w:val="left" w:pos="709" w:leader="none"/>
+        </w:tabs>
+        <w:bidi w:val="1"/>
+        <w:spacing w:before="0" w:after="0"/>
+        <w:ind w:left="709" w:firstLine="992"/>
+        <w:jc w:val="right"/>
+        <w:rPr/>
+      </w:pPr>
+      <w:r>
+        <w:rPr>
+          <w:rStyle w:val="StrongEmphasis"/>
+          <w:rtl w:val="true"/>
+        </w:rPr>
+        <w:t>اربط محادثتك أولًا</w:t>
+      </w:r>
+      <w:r>
+        <w:rPr>
+          <w:rtl w:val="true"/>
+        </w:rPr>
+        <w:t xml:space="preserve">قبل تشغيل </w:t>
+      </w:r>
+      <w:r>
+        <w:rPr>
+          <w:rtl w:val="true"/>
+        </w:rPr>
+        <w:t>«</w:t>
+      </w:r>
+      <w:r>
+        <w:rPr>
+          <w:rtl w:val="true"/>
+        </w:rPr>
+        <w:t>الإلزام</w:t>
+      </w:r>
+      <w:r>
+        <w:rPr>
+          <w:rtl w:val="true"/>
+        </w:rPr>
+        <w:t xml:space="preserve">» </w:t>
+      </w:r>
+      <w:r>
+        <w:rPr>
+          <w:rtl w:val="true"/>
+        </w:rPr>
+        <w:t xml:space="preserve">اربط محادثة المدير نفسه، ثم بقية الموظفين — من </w:t>
+      </w:r>
+      <w:r>
+        <w:rPr>
+          <w:rtl w:val="true"/>
+        </w:rPr>
+        <w:t>«</w:t>
+      </w:r>
+      <w:r>
+        <w:rPr>
+          <w:rtl w:val="true"/>
+        </w:rPr>
+        <w:t>الرسائل الخاصة ← ربط تلقرام</w:t>
+      </w:r>
+      <w:r>
+        <w:rPr>
+          <w:rtl w:val="true"/>
+        </w:rPr>
+        <w:t xml:space="preserve">» </w:t>
+      </w:r>
+      <w:r>
+        <w:rPr>
+          <w:rtl w:val="true"/>
+        </w:rPr>
+        <w:t xml:space="preserve">أو من </w:t>
+      </w:r>
+      <w:r>
+        <w:rPr>
+          <w:rtl w:val="true"/>
+        </w:rPr>
+        <w:t>«</w:t>
+      </w:r>
+      <w:r>
+        <w:rPr>
+          <w:rtl w:val="true"/>
+        </w:rPr>
+        <w:t>الموظفون والحسابات</w:t>
+      </w:r>
+      <w:r>
+        <w:rPr>
+          <w:rtl w:val="true"/>
+        </w:rPr>
+        <w:t xml:space="preserve">». </w:t>
+      </w:r>
+    </w:p>
+    <w:p>
+      <w:pPr>
+        <w:pStyle w:val="TextBody"/>
+        <w:numPr>
+          <w:ilvl w:val="0"/>
+          <w:numId w:val="7"/>
+        </w:numPr>
+        <w:tabs>
+          <w:tab w:val="clear" w:pos="1134"/>
+          <w:tab w:val="left" w:pos="709" w:leader="none"/>
+        </w:tabs>
+        <w:bidi w:val="1"/>
+        <w:ind w:left="709" w:firstLine="992"/>
+        <w:jc w:val="right"/>
+        <w:rPr/>
+      </w:pPr>
+      <w:r>
+        <w:rPr>
+          <w:rStyle w:val="StrongEmphasis"/>
+          <w:rtl w:val="true"/>
+        </w:rPr>
+        <w:t>الطلاب مستثنون</w:t>
+      </w:r>
+      <w:r>
+        <w:rPr>
+          <w:rtl w:val="true"/>
+        </w:rPr>
+        <w:t>لا يخضع الطلاب للمرحلة الثانية</w:t>
+      </w:r>
+      <w:r>
+        <w:rPr>
+          <w:rtl w:val="true"/>
+        </w:rPr>
+        <w:t xml:space="preserve">. </w:t>
+      </w:r>
+    </w:p>
+    <w:p>
+      <w:pPr>
+        <w:pStyle w:val="TextBody"/>
+        <w:bidi w:val="1"/>
+        <w:jc w:val="right"/>
+        <w:rPr/>
+      </w:pPr>
+      <w:r>
+        <w:rPr>
+          <w:rStyle w:val="StrongEmphasis"/>
+          <w:rtl w:val="true"/>
+        </w:rPr>
+        <w:t>الفائدة</w:t>
+      </w:r>
+      <w:r>
+        <w:rPr>
+          <w:rStyle w:val="StrongEmphasis"/>
+          <w:rtl w:val="true"/>
+        </w:rPr>
+        <w:t>:</w:t>
+      </w:r>
+      <w:r>
+        <w:rPr>
+          <w:rtl w:val="true"/>
+        </w:rPr>
+        <w:t xml:space="preserve"> </w:t>
+      </w:r>
+      <w:r>
+        <w:rPr>
+          <w:rtl w:val="true"/>
+        </w:rPr>
+        <w:t>لو عرف أحد كلمة مرور موظف، لن يستطيع الدخول دون الرمز الذي يصل جوال الموظف نفسه</w:t>
       </w:r>
       <w:r>
         <w:rPr>
@@ -2993,7 +3358,7 @@
         <w:pStyle w:val="TextBody"/>
         <w:numPr>
           <w:ilvl w:val="0"/>
-          <w:numId w:val="7"/>
+          <w:numId w:val="8"/>
         </w:numPr>
         <w:tabs>
           <w:tab w:val="clear" w:pos="1134"/>
@@ -3044,214 +3409,6 @@
           <w:rtl w:val="true"/>
         </w:rPr>
         <w:t xml:space="preserve">. </w:t>
-      </w:r>
-    </w:p>
-    <w:p>
-      <w:pPr>
-        <w:pStyle w:val="TextBody"/>
-        <w:numPr>
-          <w:ilvl w:val="0"/>
-          <w:numId w:val="7"/>
-        </w:numPr>
-        <w:tabs>
-          <w:tab w:val="clear" w:pos="1134"/>
-          <w:tab w:val="left" w:pos="709" w:leader="none"/>
-        </w:tabs>
-        <w:bidi w:val="1"/>
-        <w:spacing w:before="0" w:after="0"/>
-        <w:ind w:left="709" w:firstLine="992"/>
-        <w:jc w:val="right"/>
-        <w:rPr/>
-      </w:pPr>
-      <w:r>
-        <w:rPr>
-          <w:bdr w:val="single" w:sz="2" w:space="8" w:color="000000"/>
-          <w:shd w:fill="FCFBF7" w:val="clear"/>
-          <w:rtl w:val="true"/>
-        </w:rPr>
-        <w:t xml:space="preserve">وكيل شؤون الطلاب </w:t>
-      </w:r>
-      <w:r>
-        <w:rPr>
-          <w:rStyle w:val="SourceText"/>
-          <w:bdr w:val="single" w:sz="2" w:space="8" w:color="000000"/>
-          <w:shd w:fill="FCFBF7" w:val="clear"/>
-        </w:rPr>
-        <w:t>deputy</w:t>
-      </w:r>
-      <w:r>
-        <w:rPr>
-          <w:bdr w:val="single" w:sz="2" w:space="8" w:color="000000"/>
-          <w:shd w:fill="FCFBF7" w:val="clear"/>
-          <w:rtl w:val="true"/>
-        </w:rPr>
-        <w:t xml:space="preserve"> — </w:t>
-      </w:r>
-      <w:r>
-        <w:rPr>
-          <w:bdr w:val="single" w:sz="2" w:space="8" w:color="000000"/>
-          <w:shd w:fill="FCFBF7" w:val="clear"/>
-          <w:rtl w:val="true"/>
-        </w:rPr>
-        <w:t>الطلاب والتحضير</w:t>
-      </w:r>
-      <w:r>
-        <w:rPr>
-          <w:bdr w:val="single" w:sz="2" w:space="8" w:color="000000"/>
-          <w:shd w:fill="FCFBF7" w:val="clear"/>
-          <w:rtl w:val="true"/>
-        </w:rPr>
-        <w:t xml:space="preserve">. </w:t>
-      </w:r>
-    </w:p>
-    <w:p>
-      <w:pPr>
-        <w:pStyle w:val="TextBody"/>
-        <w:numPr>
-          <w:ilvl w:val="0"/>
-          <w:numId w:val="7"/>
-        </w:numPr>
-        <w:tabs>
-          <w:tab w:val="clear" w:pos="1134"/>
-          <w:tab w:val="left" w:pos="709" w:leader="none"/>
-        </w:tabs>
-        <w:bidi w:val="1"/>
-        <w:spacing w:before="0" w:after="0"/>
-        <w:ind w:left="709" w:firstLine="992"/>
-        <w:jc w:val="right"/>
-        <w:rPr/>
-      </w:pPr>
-      <w:r>
-        <w:rPr>
-          <w:bdr w:val="single" w:sz="2" w:space="8" w:color="000000"/>
-          <w:shd w:fill="FCFBF7" w:val="clear"/>
-          <w:rtl w:val="true"/>
-        </w:rPr>
-        <w:t xml:space="preserve">وكيل شؤون المعلمين </w:t>
-      </w:r>
-      <w:r>
-        <w:rPr>
-          <w:rStyle w:val="SourceText"/>
-          <w:bdr w:val="single" w:sz="2" w:space="8" w:color="000000"/>
-          <w:shd w:fill="FCFBF7" w:val="clear"/>
-        </w:rPr>
-        <w:t>tdeputy</w:t>
-      </w:r>
-      <w:r>
-        <w:rPr>
-          <w:bdr w:val="single" w:sz="2" w:space="8" w:color="000000"/>
-          <w:shd w:fill="FCFBF7" w:val="clear"/>
-          <w:rtl w:val="true"/>
-        </w:rPr>
-        <w:t xml:space="preserve"> — </w:t>
-      </w:r>
-      <w:r>
-        <w:rPr>
-          <w:bdr w:val="single" w:sz="2" w:space="8" w:color="000000"/>
-          <w:shd w:fill="FCFBF7" w:val="clear"/>
-          <w:rtl w:val="true"/>
-        </w:rPr>
-        <w:t>المناوبة</w:t>
-      </w:r>
-      <w:r>
-        <w:rPr>
-          <w:bdr w:val="single" w:sz="2" w:space="8" w:color="000000"/>
-          <w:shd w:fill="FCFBF7" w:val="clear"/>
-          <w:rtl w:val="true"/>
-        </w:rPr>
-        <w:t xml:space="preserve">. </w:t>
-      </w:r>
-    </w:p>
-    <w:p>
-      <w:pPr>
-        <w:pStyle w:val="TextBody"/>
-        <w:numPr>
-          <w:ilvl w:val="0"/>
-          <w:numId w:val="7"/>
-        </w:numPr>
-        <w:tabs>
-          <w:tab w:val="clear" w:pos="1134"/>
-          <w:tab w:val="left" w:pos="709" w:leader="none"/>
-        </w:tabs>
-        <w:bidi w:val="1"/>
-        <w:ind w:left="709" w:firstLine="992"/>
-        <w:jc w:val="right"/>
-        <w:rPr/>
-      </w:pPr>
-      <w:r>
-        <w:rPr>
-          <w:bdr w:val="single" w:sz="2" w:space="8" w:color="000000"/>
-          <w:shd w:fill="FCFBF7" w:val="clear"/>
-          <w:rtl w:val="true"/>
-        </w:rPr>
-        <w:t>الدعم الفني</w:t>
-      </w:r>
-      <w:r>
-        <w:rPr>
-          <w:bdr w:val="single" w:sz="2" w:space="8" w:color="000000"/>
-          <w:shd w:fill="FCFBF7" w:val="clear"/>
-          <w:rtl w:val="true"/>
-        </w:rPr>
-        <w:t xml:space="preserve">: </w:t>
-      </w:r>
-      <w:r>
-        <w:rPr>
-          <w:rStyle w:val="SourceText"/>
-          <w:bdr w:val="single" w:sz="2" w:space="8" w:color="000000"/>
-          <w:shd w:fill="FCFBF7" w:val="clear"/>
-        </w:rPr>
-        <w:t>README.md</w:t>
-      </w:r>
-      <w:r>
-        <w:rPr>
-          <w:bdr w:val="single" w:sz="2" w:space="8" w:color="000000"/>
-          <w:shd w:fill="FCFBF7" w:val="clear"/>
-          <w:rtl w:val="true"/>
-        </w:rPr>
-        <w:t xml:space="preserve"> </w:t>
-      </w:r>
-      <w:r>
-        <w:rPr>
-          <w:bdr w:val="single" w:sz="2" w:space="8" w:color="000000"/>
-          <w:shd w:fill="FCFBF7" w:val="clear"/>
-          <w:rtl w:val="true"/>
-        </w:rPr>
-        <w:t>و</w:t>
-      </w:r>
-      <w:r>
-        <w:rPr>
-          <w:rStyle w:val="SourceText"/>
-          <w:bdr w:val="single" w:sz="2" w:space="8" w:color="000000"/>
-          <w:shd w:fill="FCFBF7" w:val="clear"/>
-        </w:rPr>
-        <w:t>docs/BLUEPRINT.md</w:t>
-      </w:r>
-      <w:r>
-        <w:rPr>
-          <w:bdr w:val="single" w:sz="2" w:space="8" w:color="000000"/>
-          <w:shd w:fill="FCFBF7" w:val="clear"/>
-          <w:rtl w:val="true"/>
-        </w:rPr>
-        <w:t xml:space="preserve">. </w:t>
-      </w:r>
-    </w:p>
-    <w:p>
-      <w:pPr>
-        <w:pStyle w:val="Heading3"/>
-        <w:bidi w:val="1"/>
-        <w:jc w:val="right"/>
-        <w:rPr>
-          <w:bdr w:val="single" w:sz="2" w:space="8" w:color="000000"/>
-          <w:shd w:fill="FCFBF7" w:val="clear"/>
-        </w:rPr>
-      </w:pPr>
-      <w:r>
-        <w:rPr>
-          <w:bdr w:val="single" w:sz="2" w:space="8" w:color="000000"/>
-          <w:shd w:fill="FCFBF7" w:val="clear"/>
-          <w:rtl w:val="true"/>
-        </w:rPr>
-        <w:t>الدخول التجريبي</w:t>
       </w:r>
     </w:p>
     <w:p>
@@ -3277,15 +3434,7 @@
           <w:shd w:fill="FCFBF7" w:val="clear"/>
           <w:rtl w:val="true"/>
         </w:rPr>
-        <w:t>كلمة المرور الموحّدة</w:t>
-      </w:r>
-      <w:r>
-        <w:rPr>
-          <w:bdr w:val="single" w:sz="2" w:space="8" w:color="000000"/>
-          <w:shd w:fill="FCFBF7" w:val="clear"/>
-          <w:rtl w:val="true"/>
-        </w:rPr>
-        <w:t xml:space="preserve">: </w:t>
+        <w:t xml:space="preserve">وكيل شؤون الطلاب </w:t>
       </w:r>
       <w:r>
         <w:rPr>
@@ -3293,15 +3442,31 @@
           <w:bdr w:val="single" w:sz="2" w:space="8" w:color="000000"/>
           <w:shd w:fill="FCFBF7" w:val="clear"/>
         </w:rPr>
-        <w:t>Tabaani@2026</w:t>
-      </w:r>
-      <w:r>
-        <w:rPr>
-          <w:bdr w:val="single" w:sz="2" w:space="8" w:color="000000"/>
-          <w:shd w:fill="FCFBF7" w:val="clear"/>
-          <w:rtl w:val="true"/>
-        </w:rPr>
-        <w:t xml:space="preserve"> </w:t>
+        <w:t>deputy</w:t>
+      </w:r>
+      <w:r>
+        <w:rPr>
+          <w:bdr w:val="single" w:sz="2" w:space="8" w:color="000000"/>
+          <w:shd w:fill="FCFBF7" w:val="clear"/>
+          <w:rtl w:val="true"/>
+        </w:rPr>
+        <w:t xml:space="preserve"> — </w:t>
+      </w:r>
+      <w:r>
+        <w:rPr>
+          <w:bdr w:val="single" w:sz="2" w:space="8" w:color="000000"/>
+          <w:shd w:fill="FCFBF7" w:val="clear"/>
+          <w:rtl w:val="true"/>
+        </w:rPr>
+        <w:t>الطلاب والتحضير</w:t>
+      </w:r>
+      <w:r>
+        <w:rPr>
+          <w:bdr w:val="single" w:sz="2" w:space="8" w:color="000000"/>
+          <w:shd w:fill="FCFBF7" w:val="clear"/>
+          <w:rtl w:val="true"/>
+        </w:rPr>
+        <w:t xml:space="preserve">. </w:t>
       </w:r>
     </w:p>
     <w:p>
@@ -3327,7 +3492,7 @@
           <w:shd w:fill="FCFBF7" w:val="clear"/>
           <w:rtl w:val="true"/>
         </w:rPr>
-        <w:t xml:space="preserve">المدير </w:t>
+        <w:t xml:space="preserve">وكيل شؤون المعلمين </w:t>
       </w:r>
       <w:r>
         <w:rPr>
@@ -3335,39 +3500,31 @@
           <w:bdr w:val="single" w:sz="2" w:space="8" w:color="000000"/>
           <w:shd w:fill="FCFBF7" w:val="clear"/>
         </w:rPr>
-        <w:t>principal</w:t>
-      </w:r>
-      <w:r>
-        <w:rPr>
-          <w:bdr w:val="single" w:sz="2" w:space="8" w:color="000000"/>
-          <w:shd w:fill="FCFBF7" w:val="clear"/>
-          <w:rtl w:val="true"/>
-        </w:rPr>
-        <w:t xml:space="preserve"> · </w:t>
-      </w:r>
-      <w:r>
-        <w:rPr>
-          <w:bdr w:val="single" w:sz="2" w:space="8" w:color="000000"/>
-          <w:shd w:fill="FCFBF7" w:val="clear"/>
-          <w:rtl w:val="true"/>
-        </w:rPr>
-        <w:t xml:space="preserve">الوكيل </w:t>
-      </w:r>
-      <w:r>
-        <w:rPr>
-          <w:rStyle w:val="SourceText"/>
-          <w:bdr w:val="single" w:sz="2" w:space="8" w:color="000000"/>
-          <w:shd w:fill="FCFBF7" w:val="clear"/>
-        </w:rPr>
-        <w:t>deputy</w:t>
-      </w:r>
-      <w:r>
-        <w:rPr>
-          <w:bdr w:val="single" w:sz="2" w:space="8" w:color="000000"/>
-          <w:shd w:fill="FCFBF7" w:val="clear"/>
-          <w:rtl w:val="true"/>
-        </w:rPr>
-        <w:t xml:space="preserve"> </w:t>
+        <w:t>tdeputy</w:t>
+      </w:r>
+      <w:r>
+        <w:rPr>
+          <w:bdr w:val="single" w:sz="2" w:space="8" w:color="000000"/>
+          <w:shd w:fill="FCFBF7" w:val="clear"/>
+          <w:rtl w:val="true"/>
+        </w:rPr>
+        <w:t xml:space="preserve"> — </w:t>
+      </w:r>
+      <w:r>
+        <w:rPr>
+          <w:bdr w:val="single" w:sz="2" w:space="8" w:color="000000"/>
+          <w:shd w:fill="FCFBF7" w:val="clear"/>
+          <w:rtl w:val="true"/>
+        </w:rPr>
+        <w:t>المناوبة</w:t>
+      </w:r>
+      <w:r>
+        <w:rPr>
+          <w:bdr w:val="single" w:sz="2" w:space="8" w:color="000000"/>
+          <w:shd w:fill="FCFBF7" w:val="clear"/>
+          <w:rtl w:val="true"/>
+        </w:rPr>
+        <w:t xml:space="preserve">. </w:t>
       </w:r>
     </w:p>
     <w:p>
@@ -3382,7 +3539,6 @@
           <w:tab w:val="left" w:pos="709" w:leader="none"/>
         </w:tabs>
         <w:bidi w:val="1"/>
-        <w:spacing w:before="0" w:after="0"/>
         <w:ind w:left="709" w:firstLine="992"/>
         <w:jc w:val="right"/>
         <w:rPr/>
@@ -3393,7 +3549,15 @@
           <w:shd w:fill="FCFBF7" w:val="clear"/>
           <w:rtl w:val="true"/>
         </w:rPr>
-        <w:t xml:space="preserve">التوجيه </w:t>
+        <w:t>الدعم الفني</w:t>
+      </w:r>
+      <w:r>
+        <w:rPr>
+          <w:bdr w:val="single" w:sz="2" w:space="8" w:color="000000"/>
+          <w:shd w:fill="FCFBF7" w:val="clear"/>
+          <w:rtl w:val="true"/>
+        </w:rPr>
+        <w:t xml:space="preserve">: </w:t>
       </w:r>
       <w:r>
         <w:rPr>
@@ -3401,23 +3565,23 @@
           <w:bdr w:val="single" w:sz="2" w:space="8" w:color="000000"/>
           <w:shd w:fill="FCFBF7" w:val="clear"/>
         </w:rPr>
-        <w:t>guidance</w:t>
-      </w:r>
-      <w:r>
-        <w:rPr>
-          <w:bdr w:val="single" w:sz="2" w:space="8" w:color="000000"/>
-          <w:shd w:fill="FCFBF7" w:val="clear"/>
-          <w:rtl w:val="true"/>
-        </w:rPr>
-        <w:t xml:space="preserve"> · </w:t>
-      </w:r>
-      <w:r>
-        <w:rPr>
-          <w:bdr w:val="single" w:sz="2" w:space="8" w:color="000000"/>
-          <w:shd w:fill="FCFBF7" w:val="clear"/>
-          <w:rtl w:val="true"/>
-        </w:rPr>
-        <w:t xml:space="preserve">المناوبة </w:t>
+        <w:t>README.md</w:t>
+      </w:r>
+      <w:r>
+        <w:rPr>
+          <w:bdr w:val="single" w:sz="2" w:space="8" w:color="000000"/>
+          <w:shd w:fill="FCFBF7" w:val="clear"/>
+          <w:rtl w:val="true"/>
+        </w:rPr>
+        <w:t xml:space="preserve"> </w:t>
+      </w:r>
+      <w:r>
+        <w:rPr>
+          <w:bdr w:val="single" w:sz="2" w:space="8" w:color="000000"/>
+          <w:shd w:fill="FCFBF7" w:val="clear"/>
+          <w:rtl w:val="true"/>
+        </w:rPr>
+        <w:t>و</w:t>
       </w:r>
       <w:r>
         <w:rPr>
@@ -3425,15 +3589,34 @@
           <w:bdr w:val="single" w:sz="2" w:space="8" w:color="000000"/>
           <w:shd w:fill="FCFBF7" w:val="clear"/>
         </w:rPr>
-        <w:t>tdeputy</w:t>
-      </w:r>
-      <w:r>
-        <w:rPr>
-          <w:bdr w:val="single" w:sz="2" w:space="8" w:color="000000"/>
-          <w:shd w:fill="FCFBF7" w:val="clear"/>
-          <w:rtl w:val="true"/>
-        </w:rPr>
-        <w:t xml:space="preserve"> </w:t>
+        <w:t>docs/BLUEPRINT.md</w:t>
+      </w:r>
+      <w:r>
+        <w:rPr>
+          <w:bdr w:val="single" w:sz="2" w:space="8" w:color="000000"/>
+          <w:shd w:fill="FCFBF7" w:val="clear"/>
+          <w:rtl w:val="true"/>
+        </w:rPr>
+        <w:t xml:space="preserve">. </w:t>
+      </w:r>
+    </w:p>
+    <w:p>
+      <w:pPr>
+        <w:pStyle w:val="Heading3"/>
+        <w:bidi w:val="1"/>
+        <w:jc w:val="right"/>
+        <w:rPr>
+          <w:bdr w:val="single" w:sz="2" w:space="8" w:color="000000"/>
+          <w:shd w:fill="FCFBF7" w:val="clear"/>
+        </w:rPr>
+      </w:pPr>
+      <w:r>
+        <w:rPr>
+          <w:bdr w:val="single" w:sz="2" w:space="8" w:color="000000"/>
+          <w:shd w:fill="FCFBF7" w:val="clear"/>
+          <w:rtl w:val="true"/>
+        </w:rPr>
+        <w:t>الدخول التجريبي</w:t>
       </w:r>
     </w:p>
     <w:p>
@@ -3441,7 +3624,189 @@
         <w:pStyle w:val="TextBody"/>
         <w:numPr>
           <w:ilvl w:val="0"/>
-          <w:numId w:val="8"/>
+          <w:numId w:val="9"/>
+        </w:numPr>
+        <w:tabs>
+          <w:tab w:val="clear" w:pos="1134"/>
+          <w:tab w:val="left" w:pos="709" w:leader="none"/>
+        </w:tabs>
+        <w:bidi w:val="1"/>
+        <w:spacing w:before="0" w:after="0"/>
+        <w:ind w:left="709" w:firstLine="992"/>
+        <w:jc w:val="right"/>
+        <w:rPr/>
+      </w:pPr>
+      <w:r>
+        <w:rPr>
+          <w:bdr w:val="single" w:sz="2" w:space="8" w:color="000000"/>
+          <w:shd w:fill="FCFBF7" w:val="clear"/>
+          <w:rtl w:val="true"/>
+        </w:rPr>
+        <w:t>كلمة المرور الموحّدة</w:t>
+      </w:r>
+      <w:r>
+        <w:rPr>
+          <w:bdr w:val="single" w:sz="2" w:space="8" w:color="000000"/>
+          <w:shd w:fill="FCFBF7" w:val="clear"/>
+          <w:rtl w:val="true"/>
+        </w:rPr>
+        <w:t xml:space="preserve">: </w:t>
+      </w:r>
+      <w:r>
+        <w:rPr>
+          <w:rStyle w:val="SourceText"/>
+          <w:bdr w:val="single" w:sz="2" w:space="8" w:color="000000"/>
+          <w:shd w:fill="FCFBF7" w:val="clear"/>
+        </w:rPr>
+        <w:t>Tabaani@2026</w:t>
+      </w:r>
+      <w:r>
+        <w:rPr>
+          <w:bdr w:val="single" w:sz="2" w:space="8" w:color="000000"/>
+          <w:shd w:fill="FCFBF7" w:val="clear"/>
+          <w:rtl w:val="true"/>
+        </w:rPr>
+        <w:t xml:space="preserve"> </w:t>
+      </w:r>
+    </w:p>
+    <w:p>
+      <w:pPr>
+        <w:pStyle w:val="TextBody"/>
+        <w:numPr>
+          <w:ilvl w:val="0"/>
+          <w:numId w:val="9"/>
+        </w:numPr>
+        <w:tabs>
+          <w:tab w:val="clear" w:pos="1134"/>
+          <w:tab w:val="left" w:pos="709" w:leader="none"/>
+        </w:tabs>
+        <w:bidi w:val="1"/>
+        <w:spacing w:before="0" w:after="0"/>
+        <w:ind w:left="709" w:firstLine="992"/>
+        <w:jc w:val="right"/>
+        <w:rPr/>
+      </w:pPr>
+      <w:r>
+        <w:rPr>
+          <w:bdr w:val="single" w:sz="2" w:space="8" w:color="000000"/>
+          <w:shd w:fill="FCFBF7" w:val="clear"/>
+          <w:rtl w:val="true"/>
+        </w:rPr>
+        <w:t xml:space="preserve">المدير </w:t>
+      </w:r>
+      <w:r>
+        <w:rPr>
+          <w:rStyle w:val="SourceText"/>
+          <w:bdr w:val="single" w:sz="2" w:space="8" w:color="000000"/>
+          <w:shd w:fill="FCFBF7" w:val="clear"/>
+        </w:rPr>
+        <w:t>principal</w:t>
+      </w:r>
+      <w:r>
+        <w:rPr>
+          <w:bdr w:val="single" w:sz="2" w:space="8" w:color="000000"/>
+          <w:shd w:fill="FCFBF7" w:val="clear"/>
+          <w:rtl w:val="true"/>
+        </w:rPr>
+        <w:t xml:space="preserve"> · </w:t>
+      </w:r>
+      <w:r>
+        <w:rPr>
+          <w:bdr w:val="single" w:sz="2" w:space="8" w:color="000000"/>
+          <w:shd w:fill="FCFBF7" w:val="clear"/>
+          <w:rtl w:val="true"/>
+        </w:rPr>
+        <w:t xml:space="preserve">الوكيل </w:t>
+      </w:r>
+      <w:r>
+        <w:rPr>
+          <w:rStyle w:val="SourceText"/>
+          <w:bdr w:val="single" w:sz="2" w:space="8" w:color="000000"/>
+          <w:shd w:fill="FCFBF7" w:val="clear"/>
+        </w:rPr>
+        <w:t>deputy</w:t>
+      </w:r>
+      <w:r>
+        <w:rPr>
+          <w:bdr w:val="single" w:sz="2" w:space="8" w:color="000000"/>
+          <w:shd w:fill="FCFBF7" w:val="clear"/>
+          <w:rtl w:val="true"/>
+        </w:rPr>
+        <w:t xml:space="preserve"> </w:t>
+      </w:r>
+    </w:p>
+    <w:p>
+      <w:pPr>
+        <w:pStyle w:val="TextBody"/>
+        <w:numPr>
+          <w:ilvl w:val="0"/>
+          <w:numId w:val="9"/>
+        </w:numPr>
+        <w:tabs>
+          <w:tab w:val="clear" w:pos="1134"/>
+          <w:tab w:val="left" w:pos="709" w:leader="none"/>
+        </w:tabs>
+        <w:bidi w:val="1"/>
+        <w:spacing w:before="0" w:after="0"/>
+        <w:ind w:left="709" w:firstLine="992"/>
+        <w:jc w:val="right"/>
+        <w:rPr/>
+      </w:pPr>
+      <w:r>
+        <w:rPr>
+          <w:bdr w:val="single" w:sz="2" w:space="8" w:color="000000"/>
+          <w:shd w:fill="FCFBF7" w:val="clear"/>
+          <w:rtl w:val="true"/>
+        </w:rPr>
+        <w:t xml:space="preserve">التوجيه </w:t>
+      </w:r>
+      <w:r>
+        <w:rPr>
+          <w:rStyle w:val="SourceText"/>
+          <w:bdr w:val="single" w:sz="2" w:space="8" w:color="000000"/>
+          <w:shd w:fill="FCFBF7" w:val="clear"/>
+        </w:rPr>
+        <w:t>guidance</w:t>
+      </w:r>
+      <w:r>
+        <w:rPr>
+          <w:bdr w:val="single" w:sz="2" w:space="8" w:color="000000"/>
+          <w:shd w:fill="FCFBF7" w:val="clear"/>
+          <w:rtl w:val="true"/>
+        </w:rPr>
+        <w:t xml:space="preserve"> · </w:t>
+      </w:r>
+      <w:r>
+        <w:rPr>
+          <w:bdr w:val="single" w:sz="2" w:space="8" w:color="000000"/>
+          <w:shd w:fill="FCFBF7" w:val="clear"/>
+          <w:rtl w:val="true"/>
+        </w:rPr>
+        <w:t xml:space="preserve">المناوبة </w:t>
+      </w:r>
+      <w:r>
+        <w:rPr>
+          <w:rStyle w:val="SourceText"/>
+          <w:bdr w:val="single" w:sz="2" w:space="8" w:color="000000"/>
+          <w:shd w:fill="FCFBF7" w:val="clear"/>
+        </w:rPr>
+        <w:t>tdeputy</w:t>
+      </w:r>
+      <w:r>
+        <w:rPr>
+          <w:bdr w:val="single" w:sz="2" w:space="8" w:color="000000"/>
+          <w:shd w:fill="FCFBF7" w:val="clear"/>
+          <w:rtl w:val="true"/>
+        </w:rPr>
+        <w:t xml:space="preserve"> </w:t>
+      </w:r>
+    </w:p>
+    <w:p>
+      <w:pPr>
+        <w:pStyle w:val="TextBody"/>
+        <w:numPr>
+          <w:ilvl w:val="0"/>
+          <w:numId w:val="9"/>
         </w:numPr>
         <w:tabs>
           <w:tab w:val="clear" w:pos="1134"/>
@@ -4588,6 +4953,125 @@
   <w:abstractNum w:abstractNumId="7">
     <w:lvl w:ilvl="0">
       <w:start w:val="1"/>
+      <w:numFmt w:val="decimal"/>
+      <w:lvlText w:val="%1."/>
+      <w:lvlJc w:val="left"/>
+      <w:pPr>
+        <w:tabs>
+          <w:tab w:val="num" w:pos="709"/>
+        </w:tabs>
+        <w:ind w:left="709" w:hanging="283"/>
+      </w:pPr>
+      <w:rPr/>
+    </w:lvl>
+    <w:lvl w:ilvl="1">
+      <w:start w:val="1"/>
+      <w:numFmt w:val="decimal"/>
+      <w:lvlText w:val="%2."/>
+      <w:lvlJc w:val="left"/>
+      <w:pPr>
+        <w:tabs>
+          <w:tab w:val="num" w:pos="1418"/>
+        </w:tabs>
+        <w:ind w:left="1418" w:hanging="283"/>
+      </w:pPr>
+      <w:rPr/>
+    </w:lvl>
+    <w:lvl w:ilvl="2">
+      <w:start w:val="1"/>
+      <w:numFmt w:val="decimal"/>
+      <w:lvlText w:val="%3."/>
+      <w:lvlJc w:val="left"/>
+      <w:pPr>
+        <w:tabs>
+          <w:tab w:val="num" w:pos="2127"/>
+        </w:tabs>
+        <w:ind w:left="2127" w:hanging="283"/>
+      </w:pPr>
+      <w:rPr/>
+    </w:lvl>
+    <w:lvl w:ilvl="3">
+      <w:start w:val="1"/>
+      <w:numFmt w:val="decimal"/>
+      <w:lvlText w:val="%4."/>
+      <w:lvlJc w:val="left"/>
+      <w:pPr>
+        <w:tabs>
+          <w:tab w:val="num" w:pos="2836"/>
+        </w:tabs>
+        <w:ind w:left="2836" w:hanging="283"/>
+      </w:pPr>
+      <w:rPr/>
+    </w:lvl>
+    <w:lvl w:ilvl="4">
+      <w:start w:val="1"/>
+      <w:numFmt w:val="decimal"/>
+      <w:lvlText w:val="%5."/>
+      <w:lvlJc w:val="left"/>
+      <w:pPr>
+        <w:tabs>
+          <w:tab w:val="num" w:pos="3545"/>
+        </w:tabs>
+        <w:ind w:left="3545" w:hanging="283"/>
+      </w:pPr>
+      <w:rPr/>
+    </w:lvl>
+    <w:lvl w:ilvl="5">
+      <w:start w:val="1"/>
+      <w:numFmt w:val="decimal"/>
+      <w:lvlText w:val="%6."/>
+      <w:lvlJc w:val="left"/>
+      <w:pPr>
+        <w:tabs>
+          <w:tab w:val="num" w:pos="4254"/>
+        </w:tabs>
+        <w:ind w:left="4254" w:hanging="283"/>
+      </w:pPr>
+      <w:rPr/>
+    </w:lvl>
+    <w:lvl w:ilvl="6">
+      <w:start w:val="1"/>
+      <w:numFmt w:val="decimal"/>
+      <w:lvlText w:val="%7."/>
+      <w:lvlJc w:val="left"/>
+      <w:pPr>
+        <w:tabs>
+          <w:tab w:val="num" w:pos="4963"/>
+        </w:tabs>
+        <w:ind w:left="4963" w:hanging="283"/>
+      </w:pPr>
+      <w:rPr/>
+    </w:lvl>
+    <w:lvl w:ilvl="7">
+      <w:start w:val="1"/>
+      <w:numFmt w:val="decimal"/>
+      <w:lvlText w:val="%8."/>
+      <w:lvlJc w:val="left"/>
+      <w:pPr>
+        <w:tabs>
+          <w:tab w:val="num" w:pos="5672"/>
+        </w:tabs>
+        <w:ind w:left="5672" w:hanging="283"/>
+      </w:pPr>
+      <w:rPr/>
+    </w:lvl>
+    <w:lvl w:ilvl="8">
+      <w:start w:val="1"/>
+      <w:numFmt w:val="decimal"/>
+      <w:lvlText w:val="%9."/>
+      <w:lvlJc w:val="left"/>
+      <w:pPr>
+        <w:tabs>
+          <w:tab w:val="num" w:pos="6381"/>
+        </w:tabs>
+        <w:ind w:left="6381" w:hanging="283"/>
+      </w:pPr>
+      <w:rPr/>
+    </w:lvl>
+  </w:abstractNum>
+  <w:abstractNum w:abstractNumId="8">
+    <w:lvl w:ilvl="0">
+      <w:start w:val="1"/>
       <w:numFmt w:val="bullet"/>
       <w:lvlText w:val=""/>
       <w:lvlJc w:val="left"/>
@@ -4722,7 +5206,7 @@
       </w:rPr>
     </w:lvl>
   </w:abstractNum>
-  <w:abstractNum w:abstractNumId="8">
+  <w:abstractNum w:abstractNumId="9">
     <w:lvl w:ilvl="0">
       <w:start w:val="1"/>
       <w:numFmt w:val="bullet"/>
@@ -4859,7 +5343,7 @@
       </w:rPr>
     </w:lvl>
   </w:abstractNum>
-  <w:abstractNum w:abstractNumId="9">
+  <w:abstractNum w:abstractNumId="10">
     <w:lvl w:ilvl="0">
       <w:start w:val="1"/>
       <w:numFmt w:val="none"/>
@@ -5006,6 +5490,9 @@
   </w:num>
   <w:num w:numId="9">
     <w:abstractNumId w:val="9"/>
+  </w:num>
+  <w:num w:numId="10">
+    <w:abstractNumId w:val="10"/>
   </w:num>
 </w:numbering>
 </file>

--- a/d21448/دليل-المدير-المختصر.docx
+++ b/d21448/دليل-المدير-المختصر.docx
@@ -85,7 +85,7 @@
         <w:rPr>
           <w:rtl w:val="true"/>
         </w:rPr>
-        <w:t xml:space="preserve">دليل المدير المختصر — تشغيل منصة تابعني في </w:t>
+        <w:t xml:space="preserve">دليل المدير المختصر — تشغيل تابعني في </w:t>
       </w:r>
       <w:r>
         <w:rPr/>
@@ -1090,7 +1090,7 @@
           <w:shd w:fill="FCFBF7" w:val="clear"/>
           <w:rtl w:val="true"/>
         </w:rPr>
-        <w:t xml:space="preserve">الموظف يسجّل بنفسه من المنصة بانتظار الاعتماد لوحة المدير اعتماد </w:t>
+        <w:t xml:space="preserve">الموظف يسجّل بنفسه من تابعني بانتظار الاعتماد لوحة المدير اعتماد </w:t>
       </w:r>
       <w:r>
         <w:rPr>
@@ -2407,7 +2407,7 @@
         <w:rPr>
           <w:rtl w:val="true"/>
         </w:rPr>
-        <w:t>الوسيط ومجموعة المدرسة — وإلا بقيت الرسائل محاكاة داخل المنصة</w:t>
+        <w:t>الوسيط ومجموعة المدرسة — وإلا بقيت الرسائل محاكاة داخل تابعني</w:t>
       </w:r>
       <w:r>
         <w:rPr>
@@ -2847,7 +2847,7 @@
     <w:tbl>
       <w:tblPr>
         <w:bidiVisual w:val="true"/>
-        <w:tblW w:w="11028" w:type="dxa"/>
+        <w:tblW w:w="10938" w:type="dxa"/>
         <w:jc w:val="left"/>
         <w:tblInd w:w="0" w:type="dxa"/>
         <w:tblLayout w:type="fixed"/>
@@ -2860,7 +2860,7 @@
       </w:tblPr>
       <w:tblGrid>
         <w:gridCol w:w="3826"/>
-        <w:gridCol w:w="1501"/>
+        <w:gridCol w:w="1411"/>
         <w:gridCol w:w="5701"/>
       </w:tblGrid>
       <w:tr>
@@ -2892,7 +2892,7 @@
         </w:tc>
         <w:tc>
           <w:tcPr>
-            <w:tcW w:w="1501" w:type="dxa"/>
+            <w:tcW w:w="1411" w:type="dxa"/>
             <w:tcBorders/>
             <w:vAlign w:val="center"/>
           </w:tcPr>
@@ -2963,7 +2963,7 @@
         </w:tc>
         <w:tc>
           <w:tcPr>
-            <w:tcW w:w="1501" w:type="dxa"/>
+            <w:tcW w:w="1411" w:type="dxa"/>
             <w:tcBorders/>
             <w:vAlign w:val="center"/>
           </w:tcPr>
@@ -2979,7 +2979,7 @@
               <w:rPr>
                 <w:rtl w:val="true"/>
               </w:rPr>
-              <w:t>مشرف المنصة</w:t>
+              <w:t>مشرف تابعني</w:t>
             </w:r>
           </w:p>
         </w:tc>
@@ -3086,7 +3086,7 @@
         </w:tc>
         <w:tc>
           <w:tcPr>
-            <w:tcW w:w="1501" w:type="dxa"/>
+            <w:tcW w:w="1411" w:type="dxa"/>
             <w:tcBorders/>
             <w:vAlign w:val="center"/>
           </w:tcPr>
@@ -3161,7 +3161,7 @@
         </w:tc>
         <w:tc>
           <w:tcPr>
-            <w:tcW w:w="1501" w:type="dxa"/>
+            <w:tcW w:w="1411" w:type="dxa"/>
             <w:tcBorders/>
             <w:vAlign w:val="center"/>
           </w:tcPr>
@@ -3248,7 +3248,7 @@
         </w:tc>
         <w:tc>
           <w:tcPr>
-            <w:tcW w:w="1501" w:type="dxa"/>
+            <w:tcW w:w="1411" w:type="dxa"/>
             <w:tcBorders/>
             <w:vAlign w:val="center"/>
           </w:tcPr>
@@ -3376,7 +3376,7 @@
           <w:shd w:fill="FCFBF7" w:val="clear"/>
           <w:rtl w:val="true"/>
         </w:rPr>
-        <w:t xml:space="preserve">مشرف المنصة </w:t>
+        <w:t xml:space="preserve">مشرف تابعني </w:t>
       </w:r>
       <w:r>
         <w:rPr>
@@ -4045,7 +4045,7 @@
             <w:color w:val="EFE4C8"/>
             <w:rtl w:val="true"/>
           </w:rPr>
-          <w:t>دليل منصة تابعني — للمدارس</w:t>
+          <w:t>دليل تابعني — للمدارس</w:t>
         </w:r>
       </w:hyperlink>
       <w:r>
@@ -4094,7 +4094,7 @@
           <w:bdr w:val="single" w:sz="12" w:space="6" w:color="FFD700"/>
           <w:rtl w:val="true"/>
         </w:rPr>
-        <w:t xml:space="preserve">منصة تابعني للخدمات التعليمية — دليل المدير المختصر </w:t>
+        <w:t xml:space="preserve">تابعني للخدمات الذكية — دليل المدير المختصر </w:t>
       </w:r>
       <w:r>
         <w:rPr>
